--- a/system-development/guides/development-guide-pt_PT.docx
+++ b/system-development/guides/development-guide-pt_PT.docx
@@ -256,7 +256,7 @@
         <w:jc w:val="left"/>
       </w:pPr>
       <w:r>
-        <w:t>1.4.0 · 2026-10-10</w:t>
+        <w:t>1.4.4 · 2026-10-12</w:t>
       </w:r>
     </w:p>
     <w:p>
@@ -6896,7 +6896,7 @@
           <w:rtl w:val="0"/>
           <w:lang w:val="en-US" w:eastAsia="pt-PT" w:bidi="pt-PT"/>
         </w:rPr>
-        <w:t>&lt;p&gt;&lt;?php echo esc_html( $invoice-&gt;store['details'] ); ?&gt;&lt;/p&gt;</w:t>
+        <w:t>&lt;?php if ($show('show_store_details')) {</w:t>
       </w:r>
     </w:p>
     <w:p>
@@ -6914,7 +6914,7 @@
           <w:rtl w:val="0"/>
           <w:lang w:val="en-US" w:eastAsia="pt-PT" w:bidi="pt-PT"/>
         </w:rPr>
-        <w:t>&lt;bdi dir="ltr"&gt;</w:t>
+        <w:t>printf('&lt;p&gt;%s&lt;/p&gt;', esc_html($invoice-&gt;store['details'])); }</w:t>
       </w:r>
     </w:p>
     <w:p>
@@ -6932,7 +6932,7 @@
           <w:rtl w:val="0"/>
           <w:lang w:val="en-US" w:eastAsia="pt-PT" w:bidi="pt-PT"/>
         </w:rPr>
-        <w:t xml:space="preserve">  &lt;?php echo esc_html( $invoice-&gt;store['email'] ); ?&gt;</w:t>
+        <w:t>if ($show('show_store_email')) {</w:t>
       </w:r>
     </w:p>
     <w:p>
@@ -6950,7 +6950,7 @@
           <w:rtl w:val="0"/>
           <w:lang w:val="en-US" w:eastAsia="pt-PT" w:bidi="pt-PT"/>
         </w:rPr>
-        <w:t>&lt;/bdi&gt;</w:t>
+        <w:t>printf('&lt;bdi dir="ltr"&gt;%s&lt;/bdi&gt;', esc_html($invoice-&gt;store['email'])); } ?&gt;</w:t>
       </w:r>
     </w:p>
     <w:p>
@@ -23684,7 +23684,7 @@
           <w:lang w:val="pt-PT" w:bidi="pt-PT"/>
           <w:rtl w:val="0"/>
         </w:rPr>
-        <w:t>1.4.0 · 2026-10-10 · c894eb05d2120a4bba09aa3500fe2842a0e48d74</w:t>
+        <w:t>1.4.4 · 2026-10-12 · c894eb05d2120a4bba09aa3500fe2842a0e48d74</w:t>
       </w:r>
     </w:p>
     <w:p>
@@ -24851,6 +24851,152 @@
         <w:t>docs/cross-platform-printing.md · print-agent/README.md</w:t>
       </w:r>
     </w:p>
+    <w:p>
+      <w:pPr>
+        <w:pStyle w:val="Heading1"/>
+        <w:keepNext/>
+        <w:pageBreakBefore/>
+        <w:bidi w:val="0"/>
+        <w:jc w:val="left"/>
+      </w:pPr>
+      <w:pPr>
+        <w:pStyle w:val="Heading1"/>
+      </w:pPr>
+      <w:r>
+        <w:rPr>
+          <w:rFonts w:ascii="Arial" w:hAnsi="Arial" w:eastAsia="Arial" w:cs="Arial"/>
+          <w:color w:val="000000"/>
+          <w:rtl w:val="0"/>
+          <w:lang w:val="en-US" w:eastAsia="pt-PT" w:bidi="pt-PT"/>
+          <w:bCs w:val="1"/>
+        </w:rPr>
+        <w:t>Apresentação de faturas na versão 1 4 4</w:t>
+      </w:r>
+    </w:p>
+    <w:p>
+      <w:pPr>
+        <w:keepNext w:val="0"/>
+        <w:bidi w:val="0"/>
+        <w:jc w:val="left"/>
+      </w:pPr>
+      <w:pPr/>
+      <w:r>
+        <w:rPr>
+          <w:rFonts w:ascii="Arial" w:hAnsi="Arial" w:eastAsia="Arial" w:cs="Arial"/>
+          <w:color w:val="000000"/>
+          <w:rtl w:val="0"/>
+          <w:lang w:val="en-US" w:eastAsia="pt-PT" w:bidi="pt-PT"/>
+        </w:rPr>
+        <w:t>Em Modelos escolha campos da loja, cliente, encomenda, artigos e fecho. Sem preferência guardada aparecem nome da loja e morada de envio. Nome do cliente, função do cliente, email, moradas de faturação/loja, contactos, datas, métodos, detalhes dos artigos, discriminação, nota e rodapé ficam ocultos. As escolhas explicitamente guardadas mantêm-se. O recurso à morada de faturação e a apresentação do remetente também começam desligados sem escolha. Este suplemento substitui as predefinições de apresentação anteriores.</w:t>
+      </w:r>
+    </w:p>
+    <w:p>
+      <w:pPr>
+        <w:keepNext w:val="0"/>
+        <w:bidi w:val="0"/>
+        <w:jc w:val="left"/>
+      </w:pPr>
+      <w:pPr/>
+      <w:r>
+        <w:rPr>
+          <w:rFonts w:ascii="Arial" w:hAnsi="Arial" w:eastAsia="Arial" w:cs="Arial"/>
+          <w:color w:val="000000"/>
+          <w:rtl w:val="0"/>
+          <w:lang w:val="en-US" w:eastAsia="pt-PT" w:bidi="pt-PT"/>
+        </w:rPr>
+        <w:t>A função mostra as funções atuais traduzidas da conta WordPress associada; sem conta aparece Convidado. Referência, nomes, quantidades, montantes a pagar por linha e total final mantêm-se. Ocultar discriminação não recalcula valores guardados. Etiquetas e listas de embalagem continuam sem preços. Reveja uma encomenda real após atualizar.</w:t>
+      </w:r>
+    </w:p>
+    <w:p>
+      <w:pPr>
+        <w:keepNext w:val="0"/>
+        <w:bidi w:val="0"/>
+        <w:jc w:val="left"/>
+      </w:pPr>
+      <w:pPr/>
+      <w:r>
+        <w:rPr>
+          <w:rFonts w:ascii="Arial" w:hAnsi="Arial" w:eastAsia="Arial" w:cs="Arial"/>
+          <w:color w:val="000000"/>
+          <w:rtl w:val="0"/>
+          <w:lang w:val="en-US" w:eastAsia="pt-PT" w:bidi="pt-PT"/>
+        </w:rPr>
+        <w:t>Escolha DejaVu Sans, DejaVu Serif ou DejaVu Sans Mono entre 6 e 16 pontos; a predefinição é Sans com 10 pontos. Mantêm-se fontes PDF alternativas por escrita. Espaçamento compacto reduz margens e preenchimento. Espaçamento compacto, página única e altura térmica começam desligados.</w:t>
+      </w:r>
+    </w:p>
+    <w:p>
+      <w:pPr>
+        <w:keepNext w:val="0"/>
+        <w:bidi w:val="0"/>
+        <w:jc w:val="left"/>
+      </w:pPr>
+      <w:pPr/>
+      <w:r>
+        <w:rPr>
+          <w:rFonts w:ascii="Arial" w:hAnsi="Arial" w:eastAsia="Arial" w:cs="Arial"/>
+          <w:color w:val="000000"/>
+          <w:rtl w:val="0"/>
+          <w:lang w:val="en-US" w:eastAsia="pt-PT" w:bidi="pt-PT"/>
+        </w:rPr>
+        <w:t>O PDF numa página conserva todo o conteúdo com escala uniforme mínima de 60 %; acima do limite falha claramente sem cortar. Oculte campos opcionais, use compactação ou papel maior. A altura térmica mantém largura 58/80 mm e fonte numa página de rolo até 2.000 mm; conteúdo maior falha. O navegador usa visualizador PDF com confirmação fora dele. Papel e escala do controlador determinam a impressão física.</w:t>
+      </w:r>
+    </w:p>
+    <w:p>
+      <w:pPr>
+        <w:keepNext w:val="0"/>
+        <w:bidi w:val="0"/>
+        <w:jc w:val="left"/>
+      </w:pPr>
+      <w:pPr/>
+      <w:r>
+        <w:rPr>
+          <w:rFonts w:ascii="Arial" w:hAnsi="Arial" w:eastAsia="Arial" w:cs="Arial"/>
+          <w:color w:val="000000"/>
+          <w:rtl w:val="0"/>
+          <w:lang w:val="en-US" w:eastAsia="pt-PT" w:bidi="pt-PT"/>
+        </w:rPr>
+        <w:t>As vias PDF atuais não têm comando portátil de corte. Configure corte no fim do documento num controlador compatível. CUPS solicita job-sheets=none para evitar capas opcionais; uma política obrigatória do servidor pode acrescentar folhas. Extensão 1.4.4, esquema 1.4.3, capacidades 1.4.0 e marca de retirada do fornecedor 1.3.0.</w:t>
+      </w:r>
+    </w:p>
+    <w:p>
+      <w:pPr>
+        <w:keepNext w:val="0"/>
+        <w:bidi w:val="0"/>
+        <w:jc w:val="left"/>
+      </w:pPr>
+      <w:pPr/>
+      <w:r>
+        <w:rPr>
+          <w:rFonts w:ascii="Arial" w:hAnsi="Arial" w:eastAsia="Arial" w:cs="Arial"/>
+          <w:color w:val="000000"/>
+          <w:rtl w:val="0"/>
+          <w:lang w:val="en-US" w:eastAsia="pt-PT" w:bidi="pt-PT"/>
+        </w:rPr>
+        <w:t>Modelos personalizados devem usar os auxiliares de apresentação incluídos. O modelo autorizado completo permanece acessível; visibilidade não é controlo de acesso. Preserve escape, RTL e fontes alternativas; teste ocultação inicial, escolhas, total final, conteúdo completo e falha de encomendas excessivas. Consulte docs/invoice-layout.md e docs/review-1.4.4.md.</w:t>
+      </w:r>
+    </w:p>
+    <w:p>
+      <w:pPr>
+        <w:pStyle w:val="Code"/>
+      </w:pPr>
+      <w:r>
+        <w:t>InvoiceData-&gt;customer['role']</w:t>
+        <w:br/>
+        <w:t>InvoiceData-&gt;fulfillment['presentation']</w:t>
+        <w:br/>
+        <w:t>SettingsRepository::presentation()</w:t>
+        <w:br/>
+        <w:t>invoice_font: dejavusans | dejavuserif | dejavusansmono</w:t>
+        <w:br/>
+        <w:t>invoice_font_size: 6..16 (default 10)</w:t>
+        <w:br/>
+        <w:t>compact_layout | single_page | thermal_auto_height: false</w:t>
+        <w:br/>
+        <w:t>show_*: individual booleans (flat)</w:t>
+        <w:br/>
+        <w:t>docs/invoice-layout.md</w:t>
+      </w:r>
+    </w:p>
     <w:sectPr>
       <w:headerReference w:type="default" r:id="rId9"/>
       <w:footerReference w:type="default" r:id="rId10"/>
@@ -24927,7 +25073,7 @@
         <w:rtl w:val="0"/>
         <w:lang w:val="en-US" w:eastAsia="pt-PT" w:bidi="pt-PT"/>
       </w:rPr>
-      <w:t>WooCommerce Invoice Printer  1.4.0</w:t>
+      <w:t>WooCommerce Invoice Printer  1.4.4</w:t>
     </w:r>
   </w:p>
 </w:hdr>
